--- a/hr/마인드_취업규칙.docx
+++ b/hr/마인드_취업규칙.docx
@@ -810,26 +810,45 @@
           <w:sz w:val="20"/>
           <w:szCs w:val="20"/>
         </w:rPr>
-        <w:t xml:space="preserve">③ 수습기간 중의 임금은 근로계약에서 정한 임금 전액을 지급하며 감액하지 아니한다.</w:t>
-      </w:r>
-    </w:p>
-    <w:p>
-      <w:pPr>
-        <w:spacing w:after="60" w:line="288"/>
-        <w:ind w:left="200" w:hanging="200"/>
-      </w:pPr>
-      <w:r>
-        <w:rPr>
-          <w:rFonts w:ascii="맑은 고딕" w:cs="맑은 고딕" w:eastAsia="맑은 고딕" w:hAnsi="맑은 고딕"/>
-          <w:b w:val="false"/>
-          <w:bCs w:val="false"/>
-          <w:i w:val="false"/>
-          <w:iCs w:val="false"/>
-          <w:color w:val="14161B"/>
-          <w:sz w:val="20"/>
-          <w:szCs w:val="20"/>
-        </w:rPr>
-        <w:t xml:space="preserve">④ 수습기간 중 또는 수습기간 만료 시 업무능력·근무태도 등에 비추어 계속 근로가 곤란하다고 인정되는 경우 회사는 채용을 취소하거나 근로계약을 해지할 수 있다. 이 경우 제37조(해고의 예고)를 준용한다.</w:t>
+        <w:t xml:space="preserve">③ 수습기간 중의 임금은 근로계약에서 정한 임금의 100분의 80으로 한다. 다만 그 금액은 「최저임금법」 제5조제2항 및 같은 법 시행령 제3조에 따라 최저임금액의 100분의 90에 해당하는 금액에 미달할 수 없다.</w:t>
+      </w:r>
+    </w:p>
+    <w:p>
+      <w:pPr>
+        <w:spacing w:after="60" w:line="288"/>
+        <w:ind w:left="200" w:hanging="200"/>
+      </w:pPr>
+      <w:r>
+        <w:rPr>
+          <w:rFonts w:ascii="맑은 고딕" w:cs="맑은 고딕" w:eastAsia="맑은 고딕" w:hAnsi="맑은 고딕"/>
+          <w:b w:val="false"/>
+          <w:bCs w:val="false"/>
+          <w:i w:val="false"/>
+          <w:iCs w:val="false"/>
+          <w:color w:val="14161B"/>
+          <w:sz w:val="20"/>
+          <w:szCs w:val="20"/>
+        </w:rPr>
+        <w:t xml:space="preserve">④ 제3항은 근로계약기간을 1년 이상으로 정하여 채용된 사원에게만 적용하며, 감액하는 내용과 그 기간을 근로계약서에 명시한다. 근로계약기간이 1년 미만인 사원과 「최저임금법 시행령」 제3조에 따라 감액이 허용되지 아니하는 업무에 종사하는 사원에게는 임금을 감액하지 아니한다.</w:t>
+      </w:r>
+    </w:p>
+    <w:p>
+      <w:pPr>
+        <w:spacing w:after="60" w:line="288"/>
+        <w:ind w:left="200" w:hanging="200"/>
+      </w:pPr>
+      <w:r>
+        <w:rPr>
+          <w:rFonts w:ascii="맑은 고딕" w:cs="맑은 고딕" w:eastAsia="맑은 고딕" w:hAnsi="맑은 고딕"/>
+          <w:b w:val="false"/>
+          <w:bCs w:val="false"/>
+          <w:i w:val="false"/>
+          <w:iCs w:val="false"/>
+          <w:color w:val="14161B"/>
+          <w:sz w:val="20"/>
+          <w:szCs w:val="20"/>
+        </w:rPr>
+        <w:t xml:space="preserve">⑤ 수습기간 중 또는 수습기간 만료 시 업무능력·근무태도 등에 비추어 계속 근로가 곤란하다고 인정되는 경우 회사는 채용을 취소하거나 근로계약을 해지할 수 있다. 이 경우 제37조(해고의 예고)를 준용한다.</w:t>
       </w:r>
     </w:p>
     <w:p>
@@ -2112,7 +2131,7 @@
           <w:sz w:val="20"/>
           <w:szCs w:val="20"/>
         </w:rPr>
-        <w:t xml:space="preserve">② 연장근로·야간근로 및 휴일근로에 대하여는 실제 근로한 시간에 대한 통상임금을 지급한다. 회사는 상시 근로자 5명 미만 사업장으로서 근로기준법 제56조에 따른 가산임금 지급의무가 적용되지 아니한다.</w:t>
+        <w:t xml:space="preserve">② 연장근로·야간근로 및 휴일근로에 대하여는 실제 근로한 시간에 대한 통상임금을 제30조제3항에 따라 지급한다. 회사는 상시 근로자 5명 미만 사업장으로서 근로기준법 제56조에 따른 가산임금 지급의무가 적용되지 아니한다.</w:t>
       </w:r>
     </w:p>
     <w:p>
@@ -2825,7 +2844,7 @@
           <w:p>
             <w:pPr>
               <w:spacing w:line="264"/>
-              <w:jc w:val="center"/>
+              <w:jc w:val="left"/>
             </w:pPr>
             <w:r>
               <w:rPr>
@@ -3605,7 +3624,7 @@
           <w:sz w:val="20"/>
           <w:szCs w:val="20"/>
         </w:rPr>
-        <w:t xml:space="preserve">① 임금은 매월 1일부터 말일까지를 산정기간으로 하여 당월 25일에 지급한다.</w:t>
+        <w:t xml:space="preserve">① 임금은 매월 1일부터 말일까지를 산정기간으로 하여 당월 말일에 지급한다.</w:t>
       </w:r>
     </w:p>
     <w:p>
@@ -3643,26 +3662,45 @@
           <w:sz w:val="20"/>
           <w:szCs w:val="20"/>
         </w:rPr>
-        <w:t xml:space="preserve">③ 임금은 통화로 사원 본인 명의의 계좌에 전액 지급한다. 다만 법령 또는 사원의 동의에 따라 공제할 수 있는 항목은 그러하지 아니하다.</w:t>
-      </w:r>
-    </w:p>
-    <w:p>
-      <w:pPr>
-        <w:spacing w:after="60" w:line="288"/>
-        <w:ind w:left="200" w:hanging="200"/>
-      </w:pPr>
-      <w:r>
-        <w:rPr>
-          <w:rFonts w:ascii="맑은 고딕" w:cs="맑은 고딕" w:eastAsia="맑은 고딕" w:hAnsi="맑은 고딕"/>
-          <w:b w:val="false"/>
-          <w:bCs w:val="false"/>
-          <w:i w:val="false"/>
-          <w:iCs w:val="false"/>
-          <w:color w:val="14161B"/>
-          <w:sz w:val="20"/>
-          <w:szCs w:val="20"/>
-        </w:rPr>
-        <w:t xml:space="preserve">④ 월의 중도에 입사하거나 퇴사한 경우의 임금은 해당 월의 실제 근무일수에 따라 일할 계산하여 지급한다.</w:t>
+        <w:t xml:space="preserve">③ 연장근로·야간근로 및 휴일근로에 대한 임금과 그 밖에 당월 말일까지 확정되지 아니하는 변동급은 그 사유가 발생한 달의 다음 달 임금 지급일에 정산하여 지급한다.</w:t>
+      </w:r>
+    </w:p>
+    <w:p>
+      <w:pPr>
+        <w:spacing w:after="60" w:line="288"/>
+        <w:ind w:left="200" w:hanging="200"/>
+      </w:pPr>
+      <w:r>
+        <w:rPr>
+          <w:rFonts w:ascii="맑은 고딕" w:cs="맑은 고딕" w:eastAsia="맑은 고딕" w:hAnsi="맑은 고딕"/>
+          <w:b w:val="false"/>
+          <w:bCs w:val="false"/>
+          <w:i w:val="false"/>
+          <w:iCs w:val="false"/>
+          <w:color w:val="14161B"/>
+          <w:sz w:val="20"/>
+          <w:szCs w:val="20"/>
+        </w:rPr>
+        <w:t xml:space="preserve">④ 임금은 통화로 사원 본인 명의의 계좌에 전액 지급한다. 다만 법령 또는 사원의 동의에 따라 공제할 수 있는 항목은 그러하지 아니하다.</w:t>
+      </w:r>
+    </w:p>
+    <w:p>
+      <w:pPr>
+        <w:spacing w:after="60" w:line="288"/>
+        <w:ind w:left="200" w:hanging="200"/>
+      </w:pPr>
+      <w:r>
+        <w:rPr>
+          <w:rFonts w:ascii="맑은 고딕" w:cs="맑은 고딕" w:eastAsia="맑은 고딕" w:hAnsi="맑은 고딕"/>
+          <w:b w:val="false"/>
+          <w:bCs w:val="false"/>
+          <w:i w:val="false"/>
+          <w:iCs w:val="false"/>
+          <w:color w:val="14161B"/>
+          <w:sz w:val="20"/>
+          <w:szCs w:val="20"/>
+        </w:rPr>
+        <w:t xml:space="preserve">⑤ 월의 중도에 입사하거나 퇴사한 경우의 임금은 해당 월의 실제 근무일수에 따라 일할 계산하여 지급한다.</w:t>
       </w:r>
     </w:p>
     <w:p>
@@ -5804,7 +5842,7 @@
           <w:p>
             <w:pPr>
               <w:spacing w:line="264"/>
-              <w:jc w:val="center"/>
+              <w:jc w:val="left"/>
             </w:pPr>
             <w:r>
               <w:rPr>
@@ -5834,7 +5872,7 @@
           <w:p>
             <w:pPr>
               <w:spacing w:line="264"/>
-              <w:jc w:val="center"/>
+              <w:jc w:val="left"/>
             </w:pPr>
             <w:r>
               <w:rPr>
@@ -5896,7 +5934,7 @@
           <w:p>
             <w:pPr>
               <w:spacing w:line="264"/>
-              <w:jc w:val="center"/>
+              <w:jc w:val="left"/>
             </w:pPr>
             <w:r>
               <w:rPr>
@@ -5926,7 +5964,7 @@
           <w:p>
             <w:pPr>
               <w:spacing w:line="264"/>
-              <w:jc w:val="center"/>
+              <w:jc w:val="left"/>
             </w:pPr>
             <w:r>
               <w:rPr>
@@ -6018,7 +6056,7 @@
           <w:p>
             <w:pPr>
               <w:spacing w:line="264"/>
-              <w:jc w:val="center"/>
+              <w:jc w:val="left"/>
             </w:pPr>
             <w:r>
               <w:rPr>
@@ -6202,7 +6240,7 @@
           <w:p>
             <w:pPr>
               <w:spacing w:line="264"/>
-              <w:jc w:val="center"/>
+              <w:jc w:val="left"/>
             </w:pPr>
             <w:r>
               <w:rPr>
@@ -6458,7 +6496,7 @@
           <w:p>
             <w:pPr>
               <w:spacing w:line="264"/>
-              <w:jc w:val="center"/>
+              <w:jc w:val="left"/>
             </w:pPr>
             <w:r>
               <w:rPr>
@@ -7377,7 +7415,7 @@
           <w:sz w:val="20"/>
           <w:szCs w:val="20"/>
         </w:rPr>
-        <w:t xml:space="preserve">4. 제30조 임금 지급일 — 당월 25일, 당월 1일~말일 산정으로 작성했습니다.</w:t>
+        <w:t xml:space="preserve">4. 제30조 임금 지급일 — 당월 말일, 당월 1일~말일 산정으로 작성했습니다. 말일에 지급하면 그 달의 연장근로가 확정되기 전에 급여를 계산하게 되므로, 변동급은 다음 달 지급일에 정산하도록 제30조제3항에 정했습니다.</w:t>
       </w:r>
     </w:p>
     <w:p>
@@ -7396,7 +7434,433 @@
           <w:sz w:val="20"/>
           <w:szCs w:val="20"/>
         </w:rPr>
-        <w:t xml:space="preserve">5. 제22조③ 연차 산정 기준 — 입사일 기준으로 작성했습니다. 별첨 「근태·연차 관리대장」의 자동계산도 같은 기준입니다. 회계연도(1월 1일) 기준으로 통일하려면 두 곳을 함께 바꿔야 하며, 전환 시 사원에게 불리하지 않도록 비례 보전이 필요합니다.</w:t>
+        <w:t xml:space="preserve">5. 제9조③ 수습 임금 — 근로계약에서 정한 임금의 80%로 작성했습니다. 아래 4-1의 요건을 모두 갖추어야 적법한 감액이 되며, 하나라도 어긋나면 감액분 전액을 소급 지급해야 합니다.</w:t>
+      </w:r>
+    </w:p>
+    <w:p>
+      <w:pPr>
+        <w:spacing w:after="50" w:line="288"/>
+        <w:ind w:left="480" w:hanging="200"/>
+      </w:pPr>
+      <w:r>
+        <w:rPr>
+          <w:rFonts w:ascii="맑은 고딕" w:cs="맑은 고딕" w:eastAsia="맑은 고딕" w:hAnsi="맑은 고딕"/>
+          <w:b w:val="false"/>
+          <w:bCs w:val="false"/>
+          <w:i w:val="false"/>
+          <w:iCs w:val="false"/>
+          <w:color w:val="14161B"/>
+          <w:sz w:val="20"/>
+          <w:szCs w:val="20"/>
+        </w:rPr>
+        <w:t xml:space="preserve">6. 제22조③ 연차 산정 기준 — 입사일 기준으로 작성했습니다. 별첨 「근태·연차 관리대장」의 자동계산도 같은 기준입니다. 회계연도(1월 1일) 기준으로 통일하려면 두 곳을 함께 바꿔야 하며, 전환 시 사원에게 불리하지 않도록 비례 보전이 필요합니다.</w:t>
+      </w:r>
+    </w:p>
+    <w:p>
+      <w:pPr>
+        <w:spacing w:after="120" w:before="340"/>
+      </w:pPr>
+      <w:r>
+        <w:rPr>
+          <w:rFonts w:ascii="맑은 고딕" w:cs="맑은 고딕" w:eastAsia="맑은 고딕" w:hAnsi="맑은 고딕"/>
+          <w:b/>
+          <w:bCs/>
+          <w:i w:val="false"/>
+          <w:iCs w:val="false"/>
+          <w:color w:val="14161B"/>
+          <w:sz w:val="21"/>
+          <w:szCs w:val="21"/>
+        </w:rPr>
+        <w:t xml:space="preserve">4-1. 수습기간 임금을 80%로 감액하기 위한 요건</w:t>
+      </w:r>
+    </w:p>
+    <w:p>
+      <w:pPr>
+        <w:spacing w:after="140"/>
+        <w:ind w:left="200"/>
+      </w:pPr>
+      <w:r>
+        <w:rPr>
+          <w:rFonts w:ascii="맑은 고딕" w:cs="맑은 고딕" w:eastAsia="맑은 고딕" w:hAnsi="맑은 고딕"/>
+          <w:b w:val="false"/>
+          <w:bCs w:val="false"/>
+          <w:i w:val="false"/>
+          <w:iCs w:val="false"/>
+          <w:color w:val="6B7280"/>
+          <w:sz w:val="19"/>
+          <w:szCs w:val="19"/>
+        </w:rPr>
+        <w:t xml:space="preserve">네 가지를 모두 갖추어야 합니다. 하나라도 어긋나면 감액 자체가 무효가 되어 차액을 소급 지급해야 하고, 최저임금법 위반은 3년 이하 징역 또는 2천만원 이하 벌금 대상입니다.</w:t>
+      </w:r>
+    </w:p>
+    <w:tbl>
+      <w:tblPr>
+        <w:tblW w:type="dxa" w:w="8000"/>
+        <w:tblBorders>
+          <w:top w:val="single" w:color="14161B" w:sz="8"/>
+          <w:left w:val="none" w:color="FFFFFF" w:sz="0"/>
+          <w:bottom w:val="single" w:color="14161B" w:sz="8"/>
+          <w:right w:val="none" w:color="FFFFFF" w:sz="0"/>
+          <w:insideH w:val="single" w:color="D4D6DB" w:sz="4"/>
+          <w:insideV w:val="none" w:color="FFFFFF" w:sz="0"/>
+        </w:tblBorders>
+      </w:tblPr>
+      <w:tblGrid>
+        <w:gridCol w:w="1700"/>
+        <w:gridCol w:w="6300"/>
+      </w:tblGrid>
+      <w:tr>
+        <w:trPr>
+          <w:tblHeader/>
+        </w:trPr>
+        <w:tc>
+          <w:tcPr>
+            <w:tcW w:type="dxa" w:w="1700"/>
+            <w:shd w:fill="F4F5F7" w:color="auto" w:val="clear"/>
+            <w:tcMar>
+              <w:top w:type="dxa" w:w="90"/>
+              <w:left w:type="dxa" w:w="130"/>
+              <w:bottom w:type="dxa" w:w="90"/>
+              <w:right w:type="dxa" w:w="130"/>
+            </w:tcMar>
+          </w:tcPr>
+          <w:p>
+            <w:pPr>
+              <w:spacing w:line="264"/>
+              <w:jc w:val="left"/>
+            </w:pPr>
+            <w:r>
+              <w:rPr>
+                <w:rFonts w:ascii="맑은 고딕" w:cs="맑은 고딕" w:eastAsia="맑은 고딕" w:hAnsi="맑은 고딕"/>
+                <w:b/>
+                <w:bCs/>
+                <w:i w:val="false"/>
+                <w:iCs w:val="false"/>
+                <w:color w:val="14161B"/>
+                <w:sz w:val="19"/>
+                <w:szCs w:val="19"/>
+              </w:rPr>
+              <w:t xml:space="preserve">요건</w:t>
+            </w:r>
+          </w:p>
+        </w:tc>
+        <w:tc>
+          <w:tcPr>
+            <w:tcW w:type="dxa" w:w="6300"/>
+            <w:shd w:fill="F4F5F7" w:color="auto" w:val="clear"/>
+            <w:tcMar>
+              <w:top w:type="dxa" w:w="90"/>
+              <w:left w:type="dxa" w:w="130"/>
+              <w:bottom w:type="dxa" w:w="90"/>
+              <w:right w:type="dxa" w:w="130"/>
+            </w:tcMar>
+          </w:tcPr>
+          <w:p>
+            <w:pPr>
+              <w:spacing w:line="264"/>
+              <w:jc w:val="center"/>
+            </w:pPr>
+            <w:r>
+              <w:rPr>
+                <w:rFonts w:ascii="맑은 고딕" w:cs="맑은 고딕" w:eastAsia="맑은 고딕" w:hAnsi="맑은 고딕"/>
+                <w:b/>
+                <w:bCs/>
+                <w:i w:val="false"/>
+                <w:iCs w:val="false"/>
+                <w:color w:val="14161B"/>
+                <w:sz w:val="19"/>
+                <w:szCs w:val="19"/>
+              </w:rPr>
+              <w:t xml:space="preserve">내용</w:t>
+            </w:r>
+          </w:p>
+        </w:tc>
+      </w:tr>
+      <w:tr>
+        <w:tc>
+          <w:tcPr>
+            <w:tcW w:type="dxa" w:w="1700"/>
+            <w:tcMar>
+              <w:top w:type="dxa" w:w="90"/>
+              <w:left w:type="dxa" w:w="130"/>
+              <w:bottom w:type="dxa" w:w="90"/>
+              <w:right w:type="dxa" w:w="130"/>
+            </w:tcMar>
+          </w:tcPr>
+          <w:p>
+            <w:pPr>
+              <w:spacing w:line="264"/>
+              <w:jc w:val="left"/>
+            </w:pPr>
+            <w:r>
+              <w:rPr>
+                <w:rFonts w:ascii="맑은 고딕" w:cs="맑은 고딕" w:eastAsia="맑은 고딕" w:hAnsi="맑은 고딕"/>
+                <w:b w:val="false"/>
+                <w:bCs w:val="false"/>
+                <w:i w:val="false"/>
+                <w:iCs w:val="false"/>
+                <w:color w:val="14161B"/>
+                <w:sz w:val="19"/>
+                <w:szCs w:val="19"/>
+              </w:rPr>
+              <w:t xml:space="preserve">계약기간</w:t>
+            </w:r>
+          </w:p>
+        </w:tc>
+        <w:tc>
+          <w:tcPr>
+            <w:tcW w:type="dxa" w:w="6300"/>
+            <w:tcMar>
+              <w:top w:type="dxa" w:w="90"/>
+              <w:left w:type="dxa" w:w="130"/>
+              <w:bottom w:type="dxa" w:w="90"/>
+              <w:right w:type="dxa" w:w="130"/>
+            </w:tcMar>
+          </w:tcPr>
+          <w:p>
+            <w:pPr>
+              <w:spacing w:line="264"/>
+              <w:jc w:val="left"/>
+            </w:pPr>
+            <w:r>
+              <w:rPr>
+                <w:rFonts w:ascii="맑은 고딕" w:cs="맑은 고딕" w:eastAsia="맑은 고딕" w:hAnsi="맑은 고딕"/>
+                <w:b w:val="false"/>
+                <w:bCs w:val="false"/>
+                <w:i w:val="false"/>
+                <w:iCs w:val="false"/>
+                <w:color w:val="14161B"/>
+                <w:sz w:val="19"/>
+                <w:szCs w:val="19"/>
+              </w:rPr>
+              <w:t xml:space="preserve">근로계약기간이 1년 이상이어야 합니다. 1년 미만 계약이면 수습이어도 감액할 수 없습니다.</w:t>
+            </w:r>
+          </w:p>
+        </w:tc>
+      </w:tr>
+      <w:tr>
+        <w:tc>
+          <w:tcPr>
+            <w:tcW w:type="dxa" w:w="1700"/>
+            <w:tcMar>
+              <w:top w:type="dxa" w:w="90"/>
+              <w:left w:type="dxa" w:w="130"/>
+              <w:bottom w:type="dxa" w:w="90"/>
+              <w:right w:type="dxa" w:w="130"/>
+            </w:tcMar>
+          </w:tcPr>
+          <w:p>
+            <w:pPr>
+              <w:spacing w:line="264"/>
+              <w:jc w:val="left"/>
+            </w:pPr>
+            <w:r>
+              <w:rPr>
+                <w:rFonts w:ascii="맑은 고딕" w:cs="맑은 고딕" w:eastAsia="맑은 고딕" w:hAnsi="맑은 고딕"/>
+                <w:b w:val="false"/>
+                <w:bCs w:val="false"/>
+                <w:i w:val="false"/>
+                <w:iCs w:val="false"/>
+                <w:color w:val="14161B"/>
+                <w:sz w:val="19"/>
+                <w:szCs w:val="19"/>
+              </w:rPr>
+              <w:t xml:space="preserve">기간</w:t>
+            </w:r>
+          </w:p>
+        </w:tc>
+        <w:tc>
+          <w:tcPr>
+            <w:tcW w:type="dxa" w:w="6300"/>
+            <w:tcMar>
+              <w:top w:type="dxa" w:w="90"/>
+              <w:left w:type="dxa" w:w="130"/>
+              <w:bottom w:type="dxa" w:w="90"/>
+              <w:right w:type="dxa" w:w="130"/>
+            </w:tcMar>
+          </w:tcPr>
+          <w:p>
+            <w:pPr>
+              <w:spacing w:line="264"/>
+              <w:jc w:val="left"/>
+            </w:pPr>
+            <w:r>
+              <w:rPr>
+                <w:rFonts w:ascii="맑은 고딕" w:cs="맑은 고딕" w:eastAsia="맑은 고딕" w:hAnsi="맑은 고딕"/>
+                <w:b w:val="false"/>
+                <w:bCs w:val="false"/>
+                <w:i w:val="false"/>
+                <w:iCs w:val="false"/>
+                <w:color w:val="14161B"/>
+                <w:sz w:val="19"/>
+                <w:szCs w:val="19"/>
+              </w:rPr>
+              <w:t xml:space="preserve">수습 시작일부터 3개월 이내까지만 감액할 수 있습니다. 4개월째부터는 전액을 지급해야 합니다.</w:t>
+            </w:r>
+          </w:p>
+        </w:tc>
+      </w:tr>
+      <w:tr>
+        <w:tc>
+          <w:tcPr>
+            <w:tcW w:type="dxa" w:w="1700"/>
+            <w:tcMar>
+              <w:top w:type="dxa" w:w="90"/>
+              <w:left w:type="dxa" w:w="130"/>
+              <w:bottom w:type="dxa" w:w="90"/>
+              <w:right w:type="dxa" w:w="130"/>
+            </w:tcMar>
+          </w:tcPr>
+          <w:p>
+            <w:pPr>
+              <w:spacing w:line="264"/>
+              <w:jc w:val="left"/>
+            </w:pPr>
+            <w:r>
+              <w:rPr>
+                <w:rFonts w:ascii="맑은 고딕" w:cs="맑은 고딕" w:eastAsia="맑은 고딕" w:hAnsi="맑은 고딕"/>
+                <w:b w:val="false"/>
+                <w:bCs w:val="false"/>
+                <w:i w:val="false"/>
+                <w:iCs w:val="false"/>
+                <w:color w:val="14161B"/>
+                <w:sz w:val="19"/>
+                <w:szCs w:val="19"/>
+              </w:rPr>
+              <w:t xml:space="preserve">하한</w:t>
+            </w:r>
+          </w:p>
+        </w:tc>
+        <w:tc>
+          <w:tcPr>
+            <w:tcW w:type="dxa" w:w="6300"/>
+            <w:tcMar>
+              <w:top w:type="dxa" w:w="90"/>
+              <w:left w:type="dxa" w:w="130"/>
+              <w:bottom w:type="dxa" w:w="90"/>
+              <w:right w:type="dxa" w:w="130"/>
+            </w:tcMar>
+          </w:tcPr>
+          <w:p>
+            <w:pPr>
+              <w:spacing w:line="264"/>
+              <w:jc w:val="left"/>
+            </w:pPr>
+            <w:r>
+              <w:rPr>
+                <w:rFonts w:ascii="맑은 고딕" w:cs="맑은 고딕" w:eastAsia="맑은 고딕" w:hAnsi="맑은 고딕"/>
+                <w:b w:val="false"/>
+                <w:bCs w:val="false"/>
+                <w:i w:val="false"/>
+                <w:iCs w:val="false"/>
+                <w:color w:val="14161B"/>
+                <w:sz w:val="19"/>
+                <w:szCs w:val="19"/>
+              </w:rPr>
+              <w:t xml:space="preserve">감액 후 금액이 최저임금액의 90% 이상이어야 합니다. 최저임금 시급 × 209시간 × 0.9 로 계산합니다.</w:t>
+            </w:r>
+          </w:p>
+        </w:tc>
+      </w:tr>
+      <w:tr>
+        <w:tc>
+          <w:tcPr>
+            <w:tcW w:type="dxa" w:w="1700"/>
+            <w:tcMar>
+              <w:top w:type="dxa" w:w="90"/>
+              <w:left w:type="dxa" w:w="130"/>
+              <w:bottom w:type="dxa" w:w="90"/>
+              <w:right w:type="dxa" w:w="130"/>
+            </w:tcMar>
+          </w:tcPr>
+          <w:p>
+            <w:pPr>
+              <w:spacing w:line="264"/>
+              <w:jc w:val="left"/>
+            </w:pPr>
+            <w:r>
+              <w:rPr>
+                <w:rFonts w:ascii="맑은 고딕" w:cs="맑은 고딕" w:eastAsia="맑은 고딕" w:hAnsi="맑은 고딕"/>
+                <w:b w:val="false"/>
+                <w:bCs w:val="false"/>
+                <w:i w:val="false"/>
+                <w:iCs w:val="false"/>
+                <w:color w:val="14161B"/>
+                <w:sz w:val="19"/>
+                <w:szCs w:val="19"/>
+              </w:rPr>
+              <w:t xml:space="preserve">명시</w:t>
+            </w:r>
+          </w:p>
+        </w:tc>
+        <w:tc>
+          <w:tcPr>
+            <w:tcW w:type="dxa" w:w="6300"/>
+            <w:tcMar>
+              <w:top w:type="dxa" w:w="90"/>
+              <w:left w:type="dxa" w:w="130"/>
+              <w:bottom w:type="dxa" w:w="90"/>
+              <w:right w:type="dxa" w:w="130"/>
+            </w:tcMar>
+          </w:tcPr>
+          <w:p>
+            <w:pPr>
+              <w:spacing w:line="264"/>
+              <w:jc w:val="left"/>
+            </w:pPr>
+            <w:r>
+              <w:rPr>
+                <w:rFonts w:ascii="맑은 고딕" w:cs="맑은 고딕" w:eastAsia="맑은 고딕" w:hAnsi="맑은 고딕"/>
+                <w:b w:val="false"/>
+                <w:bCs w:val="false"/>
+                <w:i w:val="false"/>
+                <w:iCs w:val="false"/>
+                <w:color w:val="14161B"/>
+                <w:sz w:val="19"/>
+                <w:szCs w:val="19"/>
+              </w:rPr>
+              <w:t xml:space="preserve">감액하는 비율과 기간을 근로계약서에 적어야 합니다. 취업규칙에만 있으면 부족합니다.</w:t>
+            </w:r>
+          </w:p>
+        </w:tc>
+      </w:tr>
+    </w:tbl>
+    <w:p>
+      <w:pPr>
+        <w:spacing w:after="140" w:before="200"/>
+        <w:ind w:left="200"/>
+      </w:pPr>
+      <w:r>
+        <w:rPr>
+          <w:rFonts w:ascii="맑은 고딕" w:cs="맑은 고딕" w:eastAsia="맑은 고딕" w:hAnsi="맑은 고딕"/>
+          <w:b w:val="false"/>
+          <w:bCs w:val="false"/>
+          <w:i w:val="false"/>
+          <w:iCs w:val="false"/>
+          <w:color w:val="C2410C"/>
+          <w:sz w:val="19"/>
+          <w:szCs w:val="19"/>
+        </w:rPr>
+        <w:t xml:space="preserve">※ 최저임금은 매년 고용노동부 고시로 바뀝니다. 2026년 시급 10,320원 기준으로 월 환산액(209시간)은 약 216만원, 그 90%는 약 194만원입니다. 채용 시점의 고시를 반드시 다시 확인하세요. 또한 「최저임금법 시행령」 제3조에 따라 단순노무업무 종사자는 수습이어도 감액할 수 없습니다.</w:t>
+      </w:r>
+    </w:p>
+    <w:p>
+      <w:pPr>
+        <w:spacing w:after="140"/>
+        <w:ind w:left="200"/>
+      </w:pPr>
+      <w:r>
+        <w:rPr>
+          <w:rFonts w:ascii="맑은 고딕" w:cs="맑은 고딕" w:eastAsia="맑은 고딕" w:hAnsi="맑은 고딕"/>
+          <w:b w:val="false"/>
+          <w:bCs w:val="false"/>
+          <w:i w:val="false"/>
+          <w:iCs w:val="false"/>
+          <w:color w:val="6B7280"/>
+          <w:sz w:val="19"/>
+          <w:szCs w:val="19"/>
+        </w:rPr>
+        <w:t xml:space="preserve">감액을 원하지 않으면 제9조제3항을 "수습기간 중의 임금은 근로계약에서 정한 임금 전액을 지급하며 감액하지 아니한다."로 되돌리고 제4항을 삭제하면 됩니다.</w:t>
       </w:r>
     </w:p>
     <w:p>

--- a/hr/마인드_취업규칙.docx
+++ b/hr/마인드_취업규칙.docx
@@ -848,7 +848,7 @@
           <w:sz w:val="20"/>
           <w:szCs w:val="20"/>
         </w:rPr>
-        <w:t xml:space="preserve">⑤ 수습기간 중 또는 수습기간 만료 시 업무능력·근무태도 등에 비추어 계속 근로가 곤란하다고 인정되는 경우 회사는 채용을 취소하거나 근로계약을 해지할 수 있다. 이 경우 제37조(해고의 예고)를 준용한다.</w:t>
+        <w:t xml:space="preserve">⑤ 수습기간 중 또는 수습기간 만료 시 업무능력·근무태도 등에 비추어 계속 근로가 곤란하다고 인정되는 경우 회사는 채용을 취소하거나 근로계약을 해지할 수 있다. 이 경우 제38조(해고의 예고)를 준용한다.</w:t>
       </w:r>
     </w:p>
     <w:p>
@@ -2131,7 +2131,7 @@
           <w:sz w:val="20"/>
           <w:szCs w:val="20"/>
         </w:rPr>
-        <w:t xml:space="preserve">② 연장근로·야간근로 및 휴일근로에 대하여는 실제 근로한 시간에 대한 통상임금을 제30조제3항에 따라 지급한다. 회사는 상시 근로자 5명 미만 사업장으로서 근로기준법 제56조에 따른 가산임금 지급의무가 적용되지 아니한다.</w:t>
+        <w:t xml:space="preserve">② 연장근로·야간근로 및 휴일근로에 대하여는 실제 근로한 시간에 대한 통상임금을 제31조제3항에 따라 지급한다. 회사는 상시 근로자 5명 미만 사업장으로서 근로기준법 제56조에 따른 가산임금 지급의무가 적용되지 아니한다.</w:t>
       </w:r>
     </w:p>
     <w:p>
@@ -2553,7 +2553,178 @@
           <w:sz w:val="21"/>
           <w:szCs w:val="21"/>
         </w:rPr>
-        <w:t xml:space="preserve">제24조(경조휴가)</w:t>
+        <w:t xml:space="preserve">제24조(하계휴가)</w:t>
+      </w:r>
+    </w:p>
+    <w:p>
+      <w:pPr>
+        <w:spacing w:after="60" w:line="288"/>
+        <w:ind w:left="200" w:hanging="200"/>
+      </w:pPr>
+      <w:r>
+        <w:rPr>
+          <w:rFonts w:ascii="맑은 고딕" w:cs="맑은 고딕" w:eastAsia="맑은 고딕" w:hAnsi="맑은 고딕"/>
+          <w:b w:val="false"/>
+          <w:bCs w:val="false"/>
+          <w:i w:val="false"/>
+          <w:iCs w:val="false"/>
+          <w:color w:val="14161B"/>
+          <w:sz w:val="20"/>
+          <w:szCs w:val="20"/>
+        </w:rPr>
+        <w:t xml:space="preserve">① 하계휴가는 법령에서 정한 휴가가 아니며, 사원이 제22조에 따른 연차유급휴가를 사용하여 하계에 휴식하는 것을 말한다.</w:t>
+      </w:r>
+    </w:p>
+    <w:p>
+      <w:pPr>
+        <w:spacing w:after="60" w:line="288"/>
+        <w:ind w:left="200" w:hanging="200"/>
+      </w:pPr>
+      <w:r>
+        <w:rPr>
+          <w:rFonts w:ascii="맑은 고딕" w:cs="맑은 고딕" w:eastAsia="맑은 고딕" w:hAnsi="맑은 고딕"/>
+          <w:b w:val="false"/>
+          <w:bCs w:val="false"/>
+          <w:i w:val="false"/>
+          <w:iCs w:val="false"/>
+          <w:color w:val="14161B"/>
+          <w:sz w:val="20"/>
+          <w:szCs w:val="20"/>
+        </w:rPr>
+        <w:t xml:space="preserve">② 회사는 사원이 6월부터 9월까지의 기간 중 연차유급휴가를 연속하여 사용할 수 있도록 다음 각 호에 따라 운영한다.</w:t>
+      </w:r>
+    </w:p>
+    <w:p>
+      <w:pPr>
+        <w:spacing w:after="50" w:line="288"/>
+        <w:ind w:left="480" w:hanging="200"/>
+      </w:pPr>
+      <w:r>
+        <w:rPr>
+          <w:rFonts w:ascii="맑은 고딕" w:cs="맑은 고딕" w:eastAsia="맑은 고딕" w:hAnsi="맑은 고딕"/>
+          <w:b w:val="false"/>
+          <w:bCs w:val="false"/>
+          <w:i w:val="false"/>
+          <w:iCs w:val="false"/>
+          <w:color w:val="14161B"/>
+          <w:sz w:val="20"/>
+          <w:szCs w:val="20"/>
+        </w:rPr>
+        <w:t xml:space="preserve">1. 사원은 매년 6월 30일까지 희망하는 하계휴가 기간을 회사에 제출한다.</w:t>
+      </w:r>
+    </w:p>
+    <w:p>
+      <w:pPr>
+        <w:spacing w:after="50" w:line="288"/>
+        <w:ind w:left="480" w:hanging="200"/>
+      </w:pPr>
+      <w:r>
+        <w:rPr>
+          <w:rFonts w:ascii="맑은 고딕" w:cs="맑은 고딕" w:eastAsia="맑은 고딕" w:hAnsi="맑은 고딕"/>
+          <w:b w:val="false"/>
+          <w:bCs w:val="false"/>
+          <w:i w:val="false"/>
+          <w:iCs w:val="false"/>
+          <w:color w:val="14161B"/>
+          <w:sz w:val="20"/>
+          <w:szCs w:val="20"/>
+        </w:rPr>
+        <w:t xml:space="preserve">2. 업무의 연속성을 위하여 같은 기간에 부재할 수 있는 사원은 1명을 원칙으로 한다.</w:t>
+      </w:r>
+    </w:p>
+    <w:p>
+      <w:pPr>
+        <w:spacing w:after="50" w:line="288"/>
+        <w:ind w:left="480" w:hanging="200"/>
+      </w:pPr>
+      <w:r>
+        <w:rPr>
+          <w:rFonts w:ascii="맑은 고딕" w:cs="맑은 고딕" w:eastAsia="맑은 고딕" w:hAnsi="맑은 고딕"/>
+          <w:b w:val="false"/>
+          <w:bCs w:val="false"/>
+          <w:i w:val="false"/>
+          <w:iCs w:val="false"/>
+          <w:color w:val="14161B"/>
+          <w:sz w:val="20"/>
+          <w:szCs w:val="20"/>
+        </w:rPr>
+        <w:t xml:space="preserve">3. 희망 기간이 중복되는 경우에는 계속근로기간이 긴 사원에게 우선권을 부여한다. 다만 전년도에 우선권을 행사한 사원은 후순위로 한다.</w:t>
+      </w:r>
+    </w:p>
+    <w:p>
+      <w:pPr>
+        <w:spacing w:after="50" w:line="288"/>
+        <w:ind w:left="480" w:hanging="200"/>
+      </w:pPr>
+      <w:r>
+        <w:rPr>
+          <w:rFonts w:ascii="맑은 고딕" w:cs="맑은 고딕" w:eastAsia="맑은 고딕" w:hAnsi="맑은 고딕"/>
+          <w:b w:val="false"/>
+          <w:bCs w:val="false"/>
+          <w:i w:val="false"/>
+          <w:iCs w:val="false"/>
+          <w:color w:val="14161B"/>
+          <w:sz w:val="20"/>
+          <w:szCs w:val="20"/>
+        </w:rPr>
+        <w:t xml:space="preserve">4. 클라이언트 납품 또는 발표가 예정된 주간에는 회사와 협의하여 기간을 조정한다.</w:t>
+      </w:r>
+    </w:p>
+    <w:p>
+      <w:pPr>
+        <w:spacing w:after="60" w:line="288"/>
+        <w:ind w:left="200" w:hanging="200"/>
+      </w:pPr>
+      <w:r>
+        <w:rPr>
+          <w:rFonts w:ascii="맑은 고딕" w:cs="맑은 고딕" w:eastAsia="맑은 고딕" w:hAnsi="맑은 고딕"/>
+          <w:b w:val="false"/>
+          <w:bCs w:val="false"/>
+          <w:i w:val="false"/>
+          <w:iCs w:val="false"/>
+          <w:color w:val="14161B"/>
+          <w:sz w:val="20"/>
+          <w:szCs w:val="20"/>
+        </w:rPr>
+        <w:t xml:space="preserve">③ 제2항에 따라 확정된 하계휴가는 연차유급휴가를 사용한 것으로 보아 연차 일수에서 차감한다.</w:t>
+      </w:r>
+    </w:p>
+    <w:p>
+      <w:pPr>
+        <w:spacing w:after="60" w:line="288"/>
+        <w:ind w:left="200" w:hanging="200"/>
+      </w:pPr>
+      <w:r>
+        <w:rPr>
+          <w:rFonts w:ascii="맑은 고딕" w:cs="맑은 고딕" w:eastAsia="맑은 고딕" w:hAnsi="맑은 고딕"/>
+          <w:b w:val="false"/>
+          <w:bCs w:val="false"/>
+          <w:i w:val="false"/>
+          <w:iCs w:val="false"/>
+          <w:color w:val="14161B"/>
+          <w:sz w:val="20"/>
+          <w:szCs w:val="20"/>
+        </w:rPr>
+        <w:t xml:space="preserve">④ 연차유급휴가가 남아 있지 아니한 사원이 하계휴가를 사용하려는 경우에는 무급으로 하며, 그 기간은 회사와 협의하여 정한다.</w:t>
+      </w:r>
+    </w:p>
+    <w:p>
+      <w:pPr>
+        <w:keepNext/>
+        <w:spacing w:after="90" w:before="260"/>
+      </w:pPr>
+      <w:r>
+        <w:rPr>
+          <w:rFonts w:ascii="맑은 고딕" w:cs="맑은 고딕" w:eastAsia="맑은 고딕" w:hAnsi="맑은 고딕"/>
+          <w:b/>
+          <w:bCs/>
+          <w:i w:val="false"/>
+          <w:iCs w:val="false"/>
+          <w:color w:val="14161B"/>
+          <w:sz w:val="21"/>
+          <w:szCs w:val="21"/>
+        </w:rPr>
+        <w:t xml:space="preserve">제25조(경조휴가)</w:t>
       </w:r>
     </w:p>
     <w:p>
@@ -3145,7 +3316,7 @@
           <w:sz w:val="21"/>
           <w:szCs w:val="21"/>
         </w:rPr>
-        <w:t xml:space="preserve">제25조(병가)</w:t>
+        <w:t xml:space="preserve">제26조(병가)</w:t>
       </w:r>
     </w:p>
     <w:p>
@@ -3221,7 +3392,7 @@
           <w:sz w:val="20"/>
           <w:szCs w:val="20"/>
         </w:rPr>
-        <w:t xml:space="preserve">④ 업무상 부상 또는 질병의 경우에는 제42조(재해보상)에 따른다.</w:t>
+        <w:t xml:space="preserve">④ 업무상 부상 또는 질병의 경우에는 제43조(재해보상)에 따른다.</w:t>
       </w:r>
     </w:p>
     <w:p>
@@ -3240,7 +3411,7 @@
           <w:sz w:val="21"/>
           <w:szCs w:val="21"/>
         </w:rPr>
-        <w:t xml:space="preserve">제26조(출산전후휴가 등)</w:t>
+        <w:t xml:space="preserve">제27조(출산전후휴가 등)</w:t>
       </w:r>
     </w:p>
     <w:p>
@@ -3354,7 +3525,7 @@
           <w:sz w:val="21"/>
           <w:szCs w:val="21"/>
         </w:rPr>
-        <w:t xml:space="preserve">제27조(육아휴직 및 육아기 근로시간 단축)</w:t>
+        <w:t xml:space="preserve">제28조(육아휴직 및 육아기 근로시간 단축)</w:t>
       </w:r>
     </w:p>
     <w:p>
@@ -3449,7 +3620,7 @@
           <w:sz w:val="21"/>
           <w:szCs w:val="21"/>
         </w:rPr>
-        <w:t xml:space="preserve">제28조(가족돌봄휴가 등)</w:t>
+        <w:t xml:space="preserve">제29조(가족돌봄휴가 등)</w:t>
       </w:r>
     </w:p>
     <w:p>
@@ -3510,7 +3681,7 @@
           <w:sz w:val="21"/>
           <w:szCs w:val="21"/>
         </w:rPr>
-        <w:t xml:space="preserve">제29조(임금의 구성)</w:t>
+        <w:t xml:space="preserve">제30조(임금의 구성)</w:t>
       </w:r>
     </w:p>
     <w:p>
@@ -3605,7 +3776,7 @@
           <w:sz w:val="21"/>
           <w:szCs w:val="21"/>
         </w:rPr>
-        <w:t xml:space="preserve">제30조(임금의 계산 및 지급)</w:t>
+        <w:t xml:space="preserve">제31조(임금의 계산 및 지급)</w:t>
       </w:r>
     </w:p>
     <w:p>
@@ -3719,7 +3890,7 @@
           <w:sz w:val="21"/>
           <w:szCs w:val="21"/>
         </w:rPr>
-        <w:t xml:space="preserve">제31조(임금명세서의 교부)</w:t>
+        <w:t xml:space="preserve">제32조(임금명세서의 교부)</w:t>
       </w:r>
     </w:p>
     <w:p>
@@ -3757,7 +3928,7 @@
           <w:sz w:val="21"/>
           <w:szCs w:val="21"/>
         </w:rPr>
-        <w:t xml:space="preserve">제32조(비상시 지급)</w:t>
+        <w:t xml:space="preserve">제33조(비상시 지급)</w:t>
       </w:r>
     </w:p>
     <w:p>
@@ -3795,7 +3966,7 @@
           <w:sz w:val="21"/>
           <w:szCs w:val="21"/>
         </w:rPr>
-        <w:t xml:space="preserve">제33조(연봉의 조정)</w:t>
+        <w:t xml:space="preserve">제34조(연봉의 조정)</w:t>
       </w:r>
     </w:p>
     <w:p>
@@ -3894,7 +4065,7 @@
           <w:sz w:val="21"/>
           <w:szCs w:val="21"/>
         </w:rPr>
-        <w:t xml:space="preserve">제34조(퇴직)</w:t>
+        <w:t xml:space="preserve">제35조(퇴직)</w:t>
       </w:r>
     </w:p>
     <w:p>
@@ -4046,7 +4217,7 @@
           <w:sz w:val="21"/>
           <w:szCs w:val="21"/>
         </w:rPr>
-        <w:t xml:space="preserve">제35조(정년)</w:t>
+        <w:t xml:space="preserve">제36조(정년)</w:t>
       </w:r>
     </w:p>
     <w:p>
@@ -4084,7 +4255,7 @@
           <w:sz w:val="21"/>
           <w:szCs w:val="21"/>
         </w:rPr>
-        <w:t xml:space="preserve">제36조(해고)</w:t>
+        <w:t xml:space="preserve">제37조(해고)</w:t>
       </w:r>
     </w:p>
     <w:p>
@@ -4274,7 +4445,7 @@
           <w:sz w:val="21"/>
           <w:szCs w:val="21"/>
         </w:rPr>
-        <w:t xml:space="preserve">제37조(해고의 예고)</w:t>
+        <w:t xml:space="preserve">제38조(해고의 예고)</w:t>
       </w:r>
     </w:p>
     <w:p>
@@ -4407,7 +4578,7 @@
           <w:sz w:val="21"/>
           <w:szCs w:val="21"/>
         </w:rPr>
-        <w:t xml:space="preserve">제38조(업무의 인수인계)</w:t>
+        <w:t xml:space="preserve">제39조(업무의 인수인계)</w:t>
       </w:r>
     </w:p>
     <w:p>
@@ -4445,7 +4616,7 @@
           <w:sz w:val="21"/>
           <w:szCs w:val="21"/>
         </w:rPr>
-        <w:t xml:space="preserve">제39조(퇴직급여)</w:t>
+        <w:t xml:space="preserve">제40조(퇴직급여)</w:t>
       </w:r>
     </w:p>
     <w:p>
@@ -4544,7 +4715,7 @@
           <w:sz w:val="21"/>
           <w:szCs w:val="21"/>
         </w:rPr>
-        <w:t xml:space="preserve">제40조(안전보건 준수)</w:t>
+        <w:t xml:space="preserve">제41조(안전보건 준수)</w:t>
       </w:r>
     </w:p>
     <w:p>
@@ -4601,7 +4772,7 @@
           <w:sz w:val="21"/>
           <w:szCs w:val="21"/>
         </w:rPr>
-        <w:t xml:space="preserve">제41조(건강진단)</w:t>
+        <w:t xml:space="preserve">제42조(건강진단)</w:t>
       </w:r>
     </w:p>
     <w:p>
@@ -4658,7 +4829,7 @@
           <w:sz w:val="21"/>
           <w:szCs w:val="21"/>
         </w:rPr>
-        <w:t xml:space="preserve">제42조(재해보상)</w:t>
+        <w:t xml:space="preserve">제43조(재해보상)</w:t>
       </w:r>
     </w:p>
     <w:p>
@@ -4719,7 +4890,7 @@
           <w:sz w:val="21"/>
           <w:szCs w:val="21"/>
         </w:rPr>
-        <w:t xml:space="preserve">제43조(교육)</w:t>
+        <w:t xml:space="preserve">제44조(교육)</w:t>
       </w:r>
     </w:p>
     <w:p>
@@ -4871,7 +5042,7 @@
           <w:sz w:val="21"/>
           <w:szCs w:val="21"/>
         </w:rPr>
-        <w:t xml:space="preserve">제44조(직장 내 성희롱의 금지)</w:t>
+        <w:t xml:space="preserve">제45조(직장 내 성희롱의 금지)</w:t>
       </w:r>
     </w:p>
     <w:p>
@@ -4966,7 +5137,7 @@
           <w:sz w:val="21"/>
           <w:szCs w:val="21"/>
         </w:rPr>
-        <w:t xml:space="preserve">제45조(직장 내 괴롭힘의 금지)</w:t>
+        <w:t xml:space="preserve">제46조(직장 내 괴롭힘의 금지)</w:t>
       </w:r>
     </w:p>
     <w:p>
@@ -5141,7 +5312,7 @@
           <w:sz w:val="21"/>
           <w:szCs w:val="21"/>
         </w:rPr>
-        <w:t xml:space="preserve">제46조(표창)</w:t>
+        <w:t xml:space="preserve">제47조(표창)</w:t>
       </w:r>
     </w:p>
     <w:p>
@@ -5179,7 +5350,7 @@
           <w:sz w:val="21"/>
           <w:szCs w:val="21"/>
         </w:rPr>
-        <w:t xml:space="preserve">제47조(징계)</w:t>
+        <w:t xml:space="preserve">제48조(징계)</w:t>
       </w:r>
     </w:p>
     <w:p>
@@ -5217,7 +5388,7 @@
           <w:sz w:val="21"/>
           <w:szCs w:val="21"/>
         </w:rPr>
-        <w:t xml:space="preserve">제48조(징계의 종류)</w:t>
+        <w:t xml:space="preserve">제49조(징계의 종류)</w:t>
       </w:r>
     </w:p>
     <w:p>
@@ -5331,7 +5502,7 @@
           <w:sz w:val="21"/>
           <w:szCs w:val="21"/>
         </w:rPr>
-        <w:t xml:space="preserve">제49조(징계의 절차)</w:t>
+        <w:t xml:space="preserve">제50조(징계의 절차)</w:t>
       </w:r>
     </w:p>
     <w:p>
@@ -6009,7 +6180,99 @@
                 <w:sz w:val="19"/>
                 <w:szCs w:val="19"/>
               </w:rPr>
-              <w:t xml:space="preserve">제24조 경조휴가</w:t>
+              <w:t xml:space="preserve">제24조 하계휴가</w:t>
+            </w:r>
+          </w:p>
+        </w:tc>
+        <w:tc>
+          <w:tcPr>
+            <w:tcW w:type="dxa" w:w="2900"/>
+            <w:tcMar>
+              <w:top w:type="dxa" w:w="90"/>
+              <w:left w:type="dxa" w:w="130"/>
+              <w:bottom w:type="dxa" w:w="90"/>
+              <w:right w:type="dxa" w:w="130"/>
+            </w:tcMar>
+          </w:tcPr>
+          <w:p>
+            <w:pPr>
+              <w:spacing w:line="264"/>
+              <w:jc w:val="left"/>
+            </w:pPr>
+            <w:r>
+              <w:rPr>
+                <w:rFonts w:ascii="맑은 고딕" w:cs="맑은 고딕" w:eastAsia="맑은 고딕" w:hAnsi="맑은 고딕"/>
+                <w:b w:val="false"/>
+                <w:bCs w:val="false"/>
+                <w:i w:val="false"/>
+                <w:iCs w:val="false"/>
+                <w:color w:val="14161B"/>
+                <w:sz w:val="19"/>
+                <w:szCs w:val="19"/>
+              </w:rPr>
+              <w:t xml:space="preserve">별도 휴가를 주지 않고 연차로 사용하도록 운영규칙만 정함 (6월 30일 마감 · 동시 부재 1명 · 근속순 우선)</w:t>
+            </w:r>
+          </w:p>
+        </w:tc>
+        <w:tc>
+          <w:tcPr>
+            <w:tcW w:type="dxa" w:w="3400"/>
+            <w:tcMar>
+              <w:top w:type="dxa" w:w="90"/>
+              <w:left w:type="dxa" w:w="130"/>
+              <w:bottom w:type="dxa" w:w="90"/>
+              <w:right w:type="dxa" w:w="130"/>
+            </w:tcMar>
+          </w:tcPr>
+          <w:p>
+            <w:pPr>
+              <w:spacing w:line="264"/>
+              <w:jc w:val="left"/>
+            </w:pPr>
+            <w:r>
+              <w:rPr>
+                <w:rFonts w:ascii="맑은 고딕" w:cs="맑은 고딕" w:eastAsia="맑은 고딕" w:hAnsi="맑은 고딕"/>
+                <w:b w:val="false"/>
+                <w:bCs w:val="false"/>
+                <w:i w:val="false"/>
+                <w:iCs w:val="false"/>
+                <w:color w:val="14161B"/>
+                <w:sz w:val="19"/>
+                <w:szCs w:val="19"/>
+              </w:rPr>
+              <w:t xml:space="preserve">조 전체를 삭제해도 연차 사용에는 영향이 없습니다. 별도 유급 하계휴가를 주려면 제3항을 삭제하고 부여 일수를 명시하세요</w:t>
+            </w:r>
+          </w:p>
+        </w:tc>
+      </w:tr>
+      <w:tr>
+        <w:tc>
+          <w:tcPr>
+            <w:tcW w:type="dxa" w:w="1700"/>
+            <w:tcMar>
+              <w:top w:type="dxa" w:w="90"/>
+              <w:left w:type="dxa" w:w="130"/>
+              <w:bottom w:type="dxa" w:w="90"/>
+              <w:right w:type="dxa" w:w="130"/>
+            </w:tcMar>
+          </w:tcPr>
+          <w:p>
+            <w:pPr>
+              <w:spacing w:line="264"/>
+              <w:jc w:val="left"/>
+            </w:pPr>
+            <w:r>
+              <w:rPr>
+                <w:rFonts w:ascii="맑은 고딕" w:cs="맑은 고딕" w:eastAsia="맑은 고딕" w:hAnsi="맑은 고딕"/>
+                <w:b w:val="false"/>
+                <w:bCs w:val="false"/>
+                <w:i w:val="false"/>
+                <w:iCs w:val="false"/>
+                <w:color w:val="14161B"/>
+                <w:sz w:val="19"/>
+                <w:szCs w:val="19"/>
+              </w:rPr>
+              <w:t xml:space="preserve">제25조 경조휴가</w:t>
             </w:r>
           </w:p>
         </w:tc>
@@ -6101,7 +6364,7 @@
                 <w:sz w:val="19"/>
                 <w:szCs w:val="19"/>
               </w:rPr>
-              <w:t xml:space="preserve">제25조 병가</w:t>
+              <w:t xml:space="preserve">제26조 병가</w:t>
             </w:r>
           </w:p>
         </w:tc>
@@ -6193,7 +6456,7 @@
                 <w:sz w:val="19"/>
                 <w:szCs w:val="19"/>
               </w:rPr>
-              <w:t xml:space="preserve">제36조 해고 사유</w:t>
+              <w:t xml:space="preserve">제37조 해고 사유</w:t>
             </w:r>
           </w:p>
         </w:tc>
@@ -6285,7 +6548,7 @@
                 <w:sz w:val="19"/>
                 <w:szCs w:val="19"/>
               </w:rPr>
-              <w:t xml:space="preserve">제45조 괴롭힘 금지</w:t>
+              <w:t xml:space="preserve">제46조 괴롭힘 금지</w:t>
             </w:r>
           </w:p>
         </w:tc>
@@ -7169,7 +7432,7 @@
           <w:sz w:val="19"/>
           <w:szCs w:val="19"/>
         </w:rPr>
-        <w:t xml:space="preserve">상시 근로자가 5명 이상이 되면 아래가 법적 의무로 전환됩니다. 제21조제2항과 제22조제1항, 제45조제2항의 "적용되지 아니한다"는 문구를 그때 삭제해야 합니다.</w:t>
+        <w:t xml:space="preserve">상시 근로자가 5명 이상이 되면 아래가 법적 의무로 전환됩니다. 제21조제2항과 제22조제1항, 제46조제2항의 "적용되지 아니한다"는 문구를 그때 삭제해야 합니다.</w:t>
       </w:r>
     </w:p>
     <w:p>
@@ -7415,7 +7678,7 @@
           <w:sz w:val="20"/>
           <w:szCs w:val="20"/>
         </w:rPr>
-        <w:t xml:space="preserve">4. 제30조 임금 지급일 — 당월 말일, 당월 1일~말일 산정으로 작성했습니다. 말일에 지급하면 그 달의 연장근로가 확정되기 전에 급여를 계산하게 되므로, 변동급은 다음 달 지급일에 정산하도록 제30조제3항에 정했습니다.</w:t>
+        <w:t xml:space="preserve">4. 제31조 임금 지급일 — 당월 말일, 당월 1일~말일 산정으로 작성했습니다. 말일에 지급하면 그 달의 연장근로가 확정되기 전에 급여를 계산하게 되므로, 변동급은 다음 달 지급일에 정산하도록 제31조제3항에 정했습니다.</w:t>
       </w:r>
     </w:p>
     <w:p>
@@ -7453,7 +7716,26 @@
           <w:sz w:val="20"/>
           <w:szCs w:val="20"/>
         </w:rPr>
-        <w:t xml:space="preserve">6. 제22조③ 연차 산정 기준 — 입사일 기준으로 작성했습니다. 별첨 「근태·연차 관리대장」의 자동계산도 같은 기준입니다. 회계연도(1월 1일) 기준으로 통일하려면 두 곳을 함께 바꿔야 하며, 전환 시 사원에게 불리하지 않도록 비례 보전이 필요합니다.</w:t>
+        <w:t xml:space="preserve">6. 하계휴가비 — 규정에 넣지 않았습니다. 취업규칙에 지급을 정하면 임금성이 인정되어 매년 지급 의무가 생기고, 평균임금에 산입되어 퇴직금도 늘어납니다. 지급하시려면 그해 경영 상황에 따른 일회성 격려금으로 처리하세요.</w:t>
+      </w:r>
+    </w:p>
+    <w:p>
+      <w:pPr>
+        <w:spacing w:after="50" w:line="288"/>
+        <w:ind w:left="480" w:hanging="200"/>
+      </w:pPr>
+      <w:r>
+        <w:rPr>
+          <w:rFonts w:ascii="맑은 고딕" w:cs="맑은 고딕" w:eastAsia="맑은 고딕" w:hAnsi="맑은 고딕"/>
+          <w:b w:val="false"/>
+          <w:bCs w:val="false"/>
+          <w:i w:val="false"/>
+          <w:iCs w:val="false"/>
+          <w:color w:val="14161B"/>
+          <w:sz w:val="20"/>
+          <w:szCs w:val="20"/>
+        </w:rPr>
+        <w:t xml:space="preserve">7. 제22조③ 연차 산정 기준 — 입사일 기준으로 작성했습니다. 별첨 「근태·연차 관리대장」의 자동계산도 같은 기준입니다. 회계연도(1월 1일) 기준으로 통일하려면 두 곳을 함께 바꿔야 하며, 전환 시 사원에게 불리하지 않도록 비례 보전이 필요합니다.</w:t>
       </w:r>
     </w:p>
     <w:p>
